--- a/Research_Protocol_DMP_v2.0_Sadeq.docx
+++ b/Research_Protocol_DMP_v2.0_Sadeq.docx
@@ -1280,10 +1280,11 @@
     </w:p>
     <w:p>
       <w:pPr>
-        <w:spacing w:after="120" w:line="320"/>
-      </w:pPr>
-      <w:r>
-        <w:t xml:space="preserve">### Research Participation: Information and Consent</w:t>
+        <w:pStyle w:val="Heading3"/>
+        <w:spacing w:after="100" w:before="220"/>
+      </w:pPr>
+      <w:r>
+        <w:t xml:space="preserve">Research Participation: Information and Consent</w:t>
       </w:r>
     </w:p>
     <w:p>
@@ -2196,7 +2197,7 @@
         <w:spacing w:after="120" w:line="320"/>
       </w:pPr>
       <w:r>
-        <w:t xml:space="preserve">Semi-structured interview guide for trainers, subject-matter experts, and learning-and-development managers. Two interviews use this guide in Cycle 1 (Section 3), the remainder in Cycle 2. Duration approximately 30 minutes. The guide is role-split in use: every participant is asked the opening and closing questions, while questions 3 to 6 are put to trainers and subject-matter experts and questions 7 to 9 to learning-and-development managers, so that a single interview covers eight or nine questions rather than all twelve. The interviewer opens by restating the study’s purpose and confirming written informed consent, and reminds the participant that the interview is not audio-recorded and is captured in written notes, that responses are treated confidentially and pseudonymised at write-up (Section 6A), that the write-up is returned to them for confirmation before use, and that withdrawal is open up to the start of analysis. Probes in parentheses are used flexibly and sparingly given the duration; the guide is a scaffold, not a script.</w:t>
+        <w:t xml:space="preserve">Semi-structured interview guide for trainers, subject-matter experts, and learning-and-development managers. Two interviews use this guide in Cycle 1 (Section 3), the remainder in Cycle 2. Duration approximately 30 minutes. The guide is role-split in use: every participant is asked the opening and closing questions, while questions 3 to 6 are put to trainers and subject-matter experts and questions 7 to 9 to learning-and-development managers, so that a single interview covers eight or nine questions rather than all twelve. The interviewer opens by restating the study’s purpose and confirming written informed consent, and reminds the participant that the interview is not audio-recorded and is captured in written notes, that responses are treated confidentially and pseudonymized at write-up (Section 6A), that the write-up is returned to them for confirmation before use, and that withdrawal is open up to the start of analysis. Probes in parentheses are used flexibly and sparingly given the duration; the guide is a scaffold, not a script.</w:t>
       </w:r>
     </w:p>
     <w:p>
